--- a/docs/crp/passes/Olera_CRP_Section4_Market.docx
+++ b/docs/crp/passes/Olera_CRP_Section4_Market.docx
@@ -54,7 +54,7 @@
           <w:b w:val="0"/>
           <w:i w:val="0"/>
         </w:rPr>
-        <w:t xml:space="preserve"> The United States employed approximately 4.35 million home health and personal care aides in 2024, with roughly 766,000 openings projected each year from 2024–2034; home-care benchmarking separately reported 75% median professional-caregiver turnover in 2024.</w:t>
+        <w:t xml:space="preserve"> The United States employed approximately 4.68 million home health and personal care aides in 2025, and the Bureau of Labor Statistics projects 18% employment growth through 2035 alongside roughly 760,500 openings each year from 2025 to 2035; home-care benchmarking separately reported 75% median professional-caregiver turnover in 2024.</w:t>
       </w:r>
       <w:r>
         <w:rPr>
